--- a/phase2/D2.3_Corpus_Report.docx
+++ b/phase2/D2.3_Corpus_Report.docx
@@ -7164,7 +7164,7 @@
     </w:p>
     <w:p>
       <w:r>
-        <w:t xml:space="preserve">Each of the 1,000 IDs is different, appears in D2.1 and has quote_flag=false, and the annotation columns are empty. Every stratum name starts with its source, such as gulf_other and sfc_skeptic_cue. We sampled with seed 2026 without replacement and shuffled the rows at the end; the weights come with the sample.</w:t>
+        <w:t xml:space="preserve">Each of the 1,000 IDs is different, appears in D2.1 and has quote_flag=false, and the annotation columns are empty. Every stratum name starts with its source, such as gulf_other and sfc_skeptic_cue. We sampled with seed 2026 without replacement and shuffled the rows at the end; the weights come with the sample. 31 rows in D2.2 come from 15 sentences that contain the formula more than once; each row is a different occurrence, identified by its position in D2.1_provenance.csv.</w:t>
       </w:r>
     </w:p>
     <w:p>
